--- a/src/assets/pandoc/reference-manuscript.docx
+++ b/src/assets/pandoc/reference-manuscript.docx
@@ -318,6 +318,8 @@
       <w:footnotePr>
         <w:numRestart w:val="eachSect"/>
       </w:footnotePr>
+      <w:pgSz w:w="12240" w:h="15840"/>
+      <w:pgMar w:top="1440" w:right="1440" w:bottom="1440" w:left="1440" w:header="720" w:footer="720" w:gutter="0"/>
     </w:sectPr>
   </w:body>
 </w:document>
@@ -1210,6 +1212,16 @@
       <w:bCs w:val="0"/>
       <w:color w:val="365F91" w:themeColor="accent1" w:themeShade="BF"/>
     </w:rPr>
+  </w:style>
+  <w:style w:type="paragraph" w:customStyle="1" w:styleId="SceneBreak">
+    <w:name w:val="Scene Break"/>
+    <w:basedOn w:val="Normal"/>
+    <w:next w:val="BodyText"/>
+    <w:qFormat/>
+    <w:pPr>
+      <w:keepNext/>
+      <w:jc w:val="center"/>
+    </w:pPr>
   </w:style>
 </w:styles>
 </file>
